--- a/docs/SUPERVISOR-BRIEFING.docx
+++ b/docs/SUPERVISOR-BRIEFING.docx
@@ -204,41 +204,57 @@
         <w:pStyle w:val="Heading3"/>
       </w:pPr>
       <w:r>
-        <w:t>2.2 Weight elicitation was not carried out</w:t>
+        <w:t>2.2 Weight elicitation was carried out, on a narrow sample</w:t>
       </w:r>
     </w:p>
     <w:p>
       <w:r>
-        <w:t xml:space="preserve">The methodology specifies eliciting criterion weights from credit practitioners by Best-Worst Method. </w:t>
+        <w:t xml:space="preserve">The methodology specifies eliciting criterion weights from credit practitioners by Best-Worst Method, and this was done. </w:t>
       </w:r>
       <w:r>
         <w:rPr>
           <w:b/>
         </w:rPr>
-        <w:t>This was not done.</w:t>
+        <w:t>Ten practitioners</w:t>
       </w:r>
       <w:r>
-        <w:t xml:space="preserve"> Recruiting officers requires institutional access and participant time that were not secured.</w:t>
-      </w:r>
-    </w:p>
-    <w:p>
-      <w:r>
-        <w:t>What exists: the web instrument (86 comparisons, ~15 minutes, no name or customer data collected), a verified BWM solver, and the full analysis pipeline. What does not exist: any practitioner response.</w:t>
-      </w:r>
-    </w:p>
-    <w:p>
-      <w:r>
-        <w:t xml:space="preserve">The model therefore carries </w:t>
+        <w:t xml:space="preserve"> completed the instrument, above the five-to-eight range typical of published BWM studies. Three of eighty level-responses were excluded for a consistency ratio above 0.25, and the remaining 77 aggregated by geometric mean. </w:t>
       </w:r>
       <w:r>
         <w:rPr>
           <w:rFonts w:ascii="Consolas" w:hAnsi="Consolas"/>
           <w:sz w:val="19"/>
         </w:rPr>
-        <w:t>weightStatus: PLACEHOLDER</w:t>
+        <w:t>weightStatus</w:t>
       </w:r>
       <w:r>
-        <w:t>, and this is enforced mechanically — the derivation script refuses to mark it otherwise without usable responses, and an automated check fails the build if any chapter claims elicitation occurred.</w:t>
+        <w:t xml:space="preserve"> is </w:t>
+      </w:r>
+      <w:r>
+        <w:rPr>
+          <w:rFonts w:ascii="Consolas" w:hAnsi="Consolas"/>
+          <w:sz w:val="19"/>
+        </w:rPr>
+        <w:t>ELICITED</w:t>
+      </w:r>
+      <w:r>
+        <w:t xml:space="preserve"> and every score the system produces now uses those weights.</w:t>
+      </w:r>
+    </w:p>
+    <w:p>
+      <w:r>
+        <w:rPr>
+          <w:b/>
+        </w:rPr>
+        <w:t>The limitation that remains is the sample, not its absence.</w:t>
+      </w:r>
+      <w:r>
+        <w:t xml:space="preserve"> Nine of the ten respondents are from state commercial banking. The weights describe that segment, not Sri Lankan SME lending as a whole, and §6.3 treats this as a principal limitation.</w:t>
+      </w:r>
+    </w:p>
+    <w:p>
+      <w:r>
+        <w:t>The substantive result is the ordering. Practitioners weight forward-looking project viability above historic financial performance by more than two to one, which inverts the emphasis of an instrument whose longest section is the historic financial analysis.</w:t>
       </w:r>
     </w:p>
     <w:p>
@@ -251,21 +267,21 @@
     </w:p>
     <w:p>
       <w:r>
-        <w:t xml:space="preserve">RQ2 originally asked what weights practitioners assign. Since that cannot be answered, it now asks </w:t>
+        <w:t xml:space="preserve">RQ2 originally asked only what weights practitioners assign. It now asks both that </w:t>
       </w:r>
       <w:r>
         <w:rPr>
           <w:b/>
         </w:rPr>
-        <w:t>how much the model's output depends on its weights at all</w:t>
+        <w:t>and how far the model's output depends on them</w:t>
       </w:r>
       <w:r>
-        <w:t xml:space="preserve"> — answerable by simulation, and it bounds what the missing elicitation costs. RQ4 was likewise reframed to something testable on available data.</w:t>
+        <w:t>, which proved to be the useful form: the elicited weights depart from equal weighting by up to 79% within a level, three times the perturbation §5.16 had tested, yet rank correlation between the two scorings is 0.91 and 0.97 and no appraisal moves two risk bands. A thesis reporting only the first half would have left that unsaid. RQ4 was likewise reframed to something testable on available data.</w:t>
       </w:r>
     </w:p>
     <w:p>
       <w:r>
-        <w:t>§1.3 and §6.1 state both changes openly. This is a narrowing of scope, not a substitution of equivalent value, and the thesis says so.</w:t>
+        <w:t>§1.3 and §6.1 state both changes openly.</w:t>
       </w:r>
     </w:p>
     <w:p/>
@@ -526,6 +542,40 @@
     </w:p>
     <w:p>
       <w:r>
+        <w:t xml:space="preserve">Twelve is not an arbitrary modulus. Across twenty tested, it leads at 0.8859 and its divisors fall away in the order 12 &gt; 6 &gt; 4 &gt; 3 &gt; 2 — the dilution expected if multiples of twelve are the carrier — while moduli that do not divide twelve sit at or below chance (11: 0.4660, 13: 0.4699). The contamination also reaches the dataset's </w:t>
+      </w:r>
+      <w:r>
+        <w:rPr>
+          <w:b/>
+        </w:rPr>
+        <w:t>own documentation</w:t>
+      </w:r>
+      <w:r>
+        <w:t xml:space="preserve">: Li, Mickel and Taylor derive a </w:t>
+      </w:r>
+      <w:r>
+        <w:rPr>
+          <w:rFonts w:ascii="Consolas" w:hAnsi="Consolas"/>
+          <w:sz w:val="19"/>
+        </w:rPr>
+        <w:t>RealEstate</w:t>
+      </w:r>
+      <w:r>
+        <w:t xml:space="preserve"> feature from </w:t>
+      </w:r>
+      <w:r>
+        <w:rPr>
+          <w:rFonts w:ascii="Consolas" w:hAnsi="Consolas"/>
+          <w:sz w:val="19"/>
+        </w:rPr>
+        <w:t>Term</w:t>
+      </w:r>
+      <w:r>
+        <w:t xml:space="preserve"> and report default rates of 1.64% against 21.16%, a contrast largely restating roundness.</w:t>
+      </w:r>
+    </w:p>
+    <w:p>
+      <w:r>
         <w:t xml:space="preserve">The finding emerged because an AUC of 0.9726 was investigated rather than reported. The mechanism is </w:t>
       </w:r>
       <w:r>
@@ -594,7 +644,7 @@
     </w:p>
     <w:p>
       <w:r>
-        <w:t>and 94% of risk bands are unchanged — bounding the placeholder-weight problem.</w:t>
+        <w:t>and 94% of risk bands are unchanged. The elicited weights later turned out to depart from equal weighting by up to 79%, further than that study tested, and the ranking held anyway (ρ = 0.91 and 0.97, no case moving two bands).</w:t>
       </w:r>
     </w:p>
     <w:p>
@@ -613,16 +663,16 @@
     </w:p>
     <w:p>
       <w:r>
-        <w:t xml:space="preserve">correlate at r = +0.40 — which </w:t>
+        <w:t xml:space="preserve">correlate at r = +0.40. This removes the *strong* form of the premise the design was justified on, but does </w:t>
       </w:r>
       <w:r>
         <w:rPr>
           <w:b/>
         </w:rPr>
-        <w:t>partly contradicts</w:t>
+        <w:t>not</w:t>
       </w:r>
       <w:r>
-        <w:t xml:space="preserve"> the independence premise the design was justified on, and is reported as such. They nonetheless band the same facility differently </w:t>
+        <w:t xml:space="preserve"> contradict Arvanitis et al. (2015): reading that paper showed their estimate was also positive (slope 0.048) and merely non-significant in 109 observations. This study measures the same direction at a size that resolves it. The objectives nonetheless band the same facility differently </w:t>
       </w:r>
       <w:r>
         <w:rPr>
@@ -631,7 +681,7 @@
         <w:t>88.2%</w:t>
       </w:r>
       <w:r>
-        <w:t xml:space="preserve"> of the time, which is the stronger argument for separation.</w:t>
+        <w:t xml:space="preserve"> of the time, which is now the argument for separation.</w:t>
       </w:r>
     </w:p>
     <w:p>
@@ -674,6 +724,64 @@
     </w:p>
     <w:p>
       <w:pPr>
+        <w:pStyle w:val="ListBullet"/>
+      </w:pPr>
+      <w:r>
+        <w:rPr>
+          <w:b/>
+        </w:rPr>
+        <w:t>Disparate impact, including in our own artefact.</w:t>
+      </w:r>
+      <w:r>
+        <w:t xml:space="preserve"> The scorecard fails the</w:t>
+      </w:r>
+    </w:p>
+    <w:p>
+      <w:r>
+        <w:t>four-fifths rule on four of five credit-access attributes and would decline</w:t>
+      </w:r>
+    </w:p>
+    <w:p>
+      <w:r>
+        <w:rPr>
+          <w:b/>
+        </w:rPr>
+        <w:t>36.11% of creditworthy agricultural borrowers</w:t>
+      </w:r>
+      <w:r>
+        <w:t xml:space="preserve"> — the worst of any sector — though agriculture has the lowest default rate at 19.19%. Bootstrap intervals are tight and a permutation floor (0.973–0.999) shows the measure's known bias cannot explain it. These are credit-access proxies; the data holds no protected characteristic, and no claim about lawful discrimination follows.</w:t>
+      </w:r>
+    </w:p>
+    <w:p>
+      <w:pPr>
+        <w:pStyle w:val="ListBullet"/>
+      </w:pPr>
+      <w:r>
+        <w:rPr>
+          <w:b/>
+        </w:rPr>
+        <w:t>Conventional models reward withholding information.</w:t>
+      </w:r>
+      <w:r>
+        <w:t xml:space="preserve"> Blanking one field</w:t>
+      </w:r>
+    </w:p>
+    <w:p>
+      <w:r>
+        <w:t xml:space="preserve">scores 97.7% of applicants as less risky and moves 19.84% from decline to approve. An applicant supplying </w:t>
+      </w:r>
+      <w:r>
+        <w:rPr>
+          <w:b/>
+        </w:rPr>
+        <w:t>nothing</w:t>
+      </w:r>
+      <w:r>
+        <w:t xml:space="preserve"> scores 0.0615 against a 0.2293 decline threshold and is approved. This is the empirical case for the completeness gate: refusing is the only response that cannot be gamed.</w:t>
+      </w:r>
+    </w:p>
+    <w:p>
+      <w:pPr>
         <w:pStyle w:val="Heading3"/>
       </w:pPr>
       <w:r>
@@ -682,7 +790,7 @@
     </w:p>
     <w:p>
       <w:r>
-        <w:t>A working system: 49 clause-traceable criteria, live dual-objective scoring, exact per-criterion explanation, a completeness gate, authenticated role-based sign-off mirroring clause 7, and export in the People's Bank report format. 62 unit tests; the TypeScript and Python engines are parity-checked across 280 cases.</w:t>
+        <w:t>A working system: 49 clause-traceable criteria, live dual-objective scoring, exact per-criterion explanation, a completeness gate, authenticated role-based sign-off mirroring clause 7, and export in the People's Bank report format. 89 unit tests; the TypeScript and Python engines are parity-checked across 280 cases; 62 automated checks verify every load-bearing figure in the thesis against the generated result tables, and CI runs all of it.</w:t>
       </w:r>
     </w:p>
     <w:p/>
@@ -720,7 +828,7 @@
         <w:t>`</w:t>
       </w:r>
       <w:r>
-        <w:t xml:space="preserve"> python research/src/prepare_sba.py          # clean the dataset python research/src/leakage_analysis.py     # contamination evidence python research/src/benchmark.py            # clean vs contaminated python research/src/statistical_tests.py    # CIs, DeLong, calibration python research/src/weight_sensitivity.py   # weight Monte Carlo python research/src/objective_independence.py python research/src/cost_analysis.py python scripts/verify_claims.py             # 25 consistency checks cd web &amp;&amp; npm test                          # 62 unit tests </w:t>
+        <w:t xml:space="preserve"> python research/src/prepare_sba.py          # clean the dataset python research/src/leakage_analysis.py     # contamination evidence python research/src/benchmark.py            # clean vs contaminated python research/src/statistical_tests.py    # CIs, DeLong, calibration python research/src/weight_sensitivity.py   # weight Monte Carlo python research/src/objective_independence.py python research/src/cost_analysis.py python research/src/modulus_probe.py        # is twelve arbitrary? python research/src/realestate_probe.py     # the documentation's own feature python research/src/fairness_analysis.py    # disparate impact + bootstrap python research/src/missingness_analysis.py # what withholding does python research/src/bwm.py                  # BWM solver verification python scripts/verify_claims.py             # 62 consistency checks cd web &amp;&amp; npm test                          # 89 unit tests </w:t>
       </w:r>
       <w:r>
         <w:rPr>
@@ -742,6 +850,21 @@
     <w:p>
       <w:r>
         <w:t>Listed here rather than buried, because they should shape the feedback.</w:t>
+      </w:r>
+    </w:p>
+    <w:p>
+      <w:r>
+        <w:t xml:space="preserve">The three that need people are no longer just identified — </w:t>
+      </w:r>
+      <w:r>
+        <w:rPr>
+          <w:rFonts w:ascii="Consolas" w:hAnsi="Consolas"/>
+          <w:sz w:val="19"/>
+        </w:rPr>
+        <w:t>docs/PROTOCOLS.md</w:t>
+      </w:r>
+      <w:r>
+        <w:t xml:space="preserve"> sets out each as a runnable study: participant numbers and why, consent wording, session scripts, the analysis to apply, and what has to be rewritten afterwards. They need people and time, not design work.</w:t>
       </w:r>
     </w:p>
     <w:tbl>
@@ -962,7 +1085,7 @@
               <w:rPr>
                 <w:sz w:val="18"/>
               </w:rPr>
-              <w:t>No fairness assessment</w:t>
+              <w:t>Fairness on protected characteristics untested</w:t>
             </w:r>
           </w:p>
         </w:tc>
@@ -975,7 +1098,7 @@
               <w:rPr>
                 <w:sz w:val="18"/>
               </w:rPr>
-              <w:t>Serious gap for a credit model; recorded in the model card</w:t>
+              <w:t>Not testable on this data — no race, sex or age field. Credit-access proxies are now tested, and the artefact fails four of five</w:t>
             </w:r>
           </w:p>
         </w:tc>
@@ -1031,7 +1154,35 @@
               <w:rPr>
                 <w:sz w:val="18"/>
               </w:rPr>
-              <w:t>Search found no prior report but was not exhaustive</w:t>
+              <w:t>One affected study now verified by full text (Yussuph, 2024); two candidates unobtainable without library access</w:t>
+            </w:r>
+          </w:p>
+        </w:tc>
+      </w:tr>
+      <w:tr>
+        <w:tc>
+          <w:tcPr>
+            <w:tcW w:type="dxa" w:w="4320"/>
+          </w:tcPr>
+          <w:p>
+            <w:r>
+              <w:rPr>
+                <w:sz w:val="18"/>
+              </w:rPr>
+              <w:t>Literature only partly read</w:t>
+            </w:r>
+          </w:p>
+        </w:tc>
+        <w:tc>
+          <w:tcPr>
+            <w:tcW w:type="dxa" w:w="4320"/>
+          </w:tcPr>
+          <w:p>
+            <w:r>
+              <w:rPr>
+                <w:sz w:val="18"/>
+              </w:rPr>
+              <w:t>8 of 58 sources read in full — the ones carrying substantive claims. Three of those corrections changed the text. One source could not be obtained at all and the claim on it was weakened accordingly</w:t>
             </w:r>
           </w:p>
         </w:tc>
@@ -1217,7 +1368,7 @@
               <w:rPr>
                 <w:sz w:val="18"/>
               </w:rPr>
-              <w:t>docs/06-thesis/THESIS.docx</w:t>
+              <w:t>docs/06-thesis/THESIS-NSBM.docx</w:t>
             </w:r>
           </w:p>
         </w:tc>
@@ -1230,7 +1381,7 @@
               <w:rPr>
                 <w:sz w:val="18"/>
               </w:rPr>
-              <w:t>Thesis draft, 6 chapters</w:t>
+              <w:t>The thesis, in NSBM senate format, IEEE referencing</w:t>
             </w:r>
           </w:p>
         </w:tc>
@@ -1286,7 +1437,7 @@
               <w:rPr>
                 <w:sz w:val="18"/>
               </w:rPr>
-              <w:t>Systematic search record and outstanding protocol</w:t>
+              <w:t>Search record: one affected study verified, four excluded, two unobtainable</w:t>
             </w:r>
           </w:p>
         </w:tc>
@@ -1314,7 +1465,7 @@
               <w:rPr>
                 <w:sz w:val="18"/>
               </w:rPr>
-              <w:t>50 sources with per-entry verification status</w:t>
+              <w:t>58 sources with per-entry verification status</w:t>
             </w:r>
           </w:p>
         </w:tc>
@@ -1342,7 +1493,91 @@
               <w:rPr>
                 <w:sz w:val="18"/>
               </w:rPr>
-              <w:t>Intended use, limitations, risks</w:t>
+              <w:t>Intended use, limitations, risks, fairness results</w:t>
+            </w:r>
+          </w:p>
+        </w:tc>
+      </w:tr>
+      <w:tr>
+        <w:tc>
+          <w:tcPr>
+            <w:tcW w:type="dxa" w:w="4320"/>
+          </w:tcPr>
+          <w:p>
+            <w:r>
+              <w:rPr>
+                <w:sz w:val="18"/>
+              </w:rPr>
+              <w:t>docs/PROTOCOLS.md</w:t>
+            </w:r>
+          </w:p>
+        </w:tc>
+        <w:tc>
+          <w:tcPr>
+            <w:tcW w:type="dxa" w:w="4320"/>
+          </w:tcPr>
+          <w:p>
+            <w:r>
+              <w:rPr>
+                <w:sz w:val="18"/>
+              </w:rPr>
+              <w:t>The three outstanding studies, written to be run</w:t>
+            </w:r>
+          </w:p>
+        </w:tc>
+      </w:tr>
+      <w:tr>
+        <w:tc>
+          <w:tcPr>
+            <w:tcW w:type="dxa" w:w="4320"/>
+          </w:tcPr>
+          <w:p>
+            <w:r>
+              <w:rPr>
+                <w:sz w:val="18"/>
+              </w:rPr>
+              <w:t>docs/VIVA-PREPARATION.md</w:t>
+            </w:r>
+          </w:p>
+        </w:tc>
+        <w:tc>
+          <w:tcPr>
+            <w:tcW w:type="dxa" w:w="4320"/>
+          </w:tcPr>
+          <w:p>
+            <w:r>
+              <w:rPr>
+                <w:sz w:val="18"/>
+              </w:rPr>
+              <w:t>Anticipated questions, weak points, numbers to memorise</w:t>
+            </w:r>
+          </w:p>
+        </w:tc>
+      </w:tr>
+      <w:tr>
+        <w:tc>
+          <w:tcPr>
+            <w:tcW w:type="dxa" w:w="4320"/>
+          </w:tcPr>
+          <w:p>
+            <w:r>
+              <w:rPr>
+                <w:sz w:val="18"/>
+              </w:rPr>
+              <w:t>docs/DEPLOYMENT.md</w:t>
+            </w:r>
+          </w:p>
+        </w:tc>
+        <w:tc>
+          <w:tcPr>
+            <w:tcW w:type="dxa" w:w="4320"/>
+          </w:tcPr>
+          <w:p>
+            <w:r>
+              <w:rPr>
+                <w:sz w:val="18"/>
+              </w:rPr>
+              <w:t>Step-by-step deployment to Vercel and PostgreSQL</w:t>
             </w:r>
           </w:p>
         </w:tc>
@@ -1370,7 +1605,7 @@
               <w:rPr>
                 <w:sz w:val="18"/>
               </w:rPr>
-              <w:t>Remaining work, ordered by value</w:t>
+              <w:t>The original plan, annotated with what was delivered</w:t>
             </w:r>
           </w:p>
         </w:tc>
@@ -1441,7 +1676,30 @@
         <w:t>A note on the bibliography.</w:t>
       </w:r>
       <w:r>
-        <w:t xml:space="preserve"> Sources are marked read / verified-not-read / needs-confirming. Bibliographic details were checked against authoritative records, but most have not been read in full. They must be before submission — the priority order is in the file.</w:t>
+        <w:t xml:space="preserve"> Sources are marked read / verified-not-read / retrieval-failed / needs-confirming. Bibliographic details were checked against authoritative records; </w:t>
+      </w:r>
+      <w:r>
+        <w:rPr>
+          <w:b/>
+        </w:rPr>
+        <w:t>8 of 58 have been read in full</w:t>
+      </w:r>
+      <w:r>
+        <w:t>, and those are the ones carrying substantive claims.</w:t>
+      </w:r>
+    </w:p>
+    <w:p>
+      <w:r>
+        <w:t xml:space="preserve">That reading mattered more than expected. Of the eight, </w:t>
+      </w:r>
+      <w:r>
+        <w:rPr>
+          <w:b/>
+        </w:rPr>
+        <w:t>three did not say what the thesis had said they said</w:t>
+      </w:r>
+      <w:r>
+        <w:t xml:space="preserve"> — most seriously Arvanitis et al. (2015), whose "independence" result turns out to be a positive but non-significant relationship in 109 observations, which the design's justification had been resting on. All three are corrected in the text, and §7 of the viva document prepares the answers. The remaining 28 unread entries are the clearest argument for library access.</w:t>
       </w:r>
     </w:p>
     <w:p>

--- a/docs/SUPERVISOR-BRIEFING.docx
+++ b/docs/SUPERVISOR-BRIEFING.docx
@@ -215,10 +215,10 @@
         <w:rPr>
           <w:b/>
         </w:rPr>
-        <w:t>Ten practitioners</w:t>
+        <w:t>Eleven practitioners</w:t>
       </w:r>
       <w:r>
-        <w:t xml:space="preserve"> completed the instrument, above the five-to-eight range typical of published BWM studies. Three of eighty level-responses were excluded for a consistency ratio above 0.25, and the remaining 77 aggregated by geometric mean. </w:t>
+        <w:t xml:space="preserve"> completed the instrument, above the five-to-eight range typical of published BWM studies. Three of eighty-eight level-responses were excluded for a consistency ratio above 0.25, and the remaining 85 aggregated by geometric mean. </w:t>
       </w:r>
       <w:r>
         <w:rPr>
@@ -249,7 +249,7 @@
         <w:t>The limitation that remains is the sample, not its absence.</w:t>
       </w:r>
       <w:r>
-        <w:t xml:space="preserve"> Nine of the ten respondents are from state commercial banking. The weights describe that segment, not Sri Lankan SME lending as a whole, and §6.3 treats this as a principal limitation.</w:t>
+        <w:t xml:space="preserve"> Ten of the eleven respondents are from state commercial banking and the eleventh did not state an institution. The weights describe that segment, not Sri Lankan SME lending as a whole, and §6.3 treats this as a principal limitation.</w:t>
       </w:r>
     </w:p>
     <w:p>
@@ -276,7 +276,7 @@
         <w:t>and how far the model's output depends on them</w:t>
       </w:r>
       <w:r>
-        <w:t>, which proved to be the useful form: the elicited weights depart from equal weighting by up to 79% within a level, three times the perturbation §5.16 had tested, yet rank correlation between the two scorings is 0.91 and 0.97 and no appraisal moves two risk bands. A thesis reporting only the first half would have left that unsaid. RQ4 was likewise reframed to something testable on available data.</w:t>
+        <w:t>, which proved to be the useful form: the elicited weights depart from equal weighting by up to 87% within a level, three and a half times the perturbation §5.16 had tested, yet rank correlation between the two scorings is 0.90 and 0.97 and no appraisal moves two risk bands. A thesis reporting only the first half would have left that unsaid. RQ4 was likewise reframed to something testable on available data.</w:t>
       </w:r>
     </w:p>
     <w:p>
@@ -644,7 +644,7 @@
     </w:p>
     <w:p>
       <w:r>
-        <w:t>and 94% of risk bands are unchanged. The elicited weights later turned out to depart from equal weighting by up to 79%, further than that study tested, and the ranking held anyway (ρ = 0.91 and 0.97, no case moving two bands).</w:t>
+        <w:t>and 94% of risk bands are unchanged. The elicited weights later turned out to depart from equal weighting by up to 87%, further than that study tested, and the ranking held anyway (ρ = 0.90 and 0.97, no case moving two bands).</w:t>
       </w:r>
     </w:p>
     <w:p>
